--- a/CCNA1.docx
+++ b/CCNA1.docx
@@ -188,22 +188,50 @@
         <w:rPr>
           <w:lang w:val="en-US"/>
         </w:rPr>
-        <w:t>Fundamentals of IP routing (static, dynamic, eigrp, and ospf)</w:t>
-      </w:r>
-      <w:r>
-        <w:rPr>
-          <w:b/>
-          <w:bCs/>
-          <w:sz w:val="32"/>
-          <w:szCs w:val="32"/>
+        <w:t xml:space="preserve">Fundamentals of IP routing (static, dynamic, </w:t>
+      </w:r>
+      <w:proofErr w:type="spellStart"/>
+      <w:r>
+        <w:rPr>
           <w:lang w:val="en-US"/>
         </w:rPr>
-        <w:br/>
-      </w:r>
+        <w:t>eigrp</w:t>
+      </w:r>
+      <w:proofErr w:type="spellEnd"/>
       <w:r>
         <w:rPr>
           <w:lang w:val="en-US"/>
         </w:rPr>
+        <w:t xml:space="preserve">, and </w:t>
+      </w:r>
+      <w:proofErr w:type="spellStart"/>
+      <w:r>
+        <w:rPr>
+          <w:lang w:val="en-US"/>
+        </w:rPr>
+        <w:t>ospf</w:t>
+      </w:r>
+      <w:proofErr w:type="spellEnd"/>
+      <w:r>
+        <w:rPr>
+          <w:lang w:val="en-US"/>
+        </w:rPr>
+        <w:t>)</w:t>
+      </w:r>
+      <w:r>
+        <w:rPr>
+          <w:b/>
+          <w:bCs/>
+          <w:sz w:val="32"/>
+          <w:szCs w:val="32"/>
+          <w:lang w:val="en-US"/>
+        </w:rPr>
+        <w:br/>
+      </w:r>
+      <w:r>
+        <w:rPr>
+          <w:lang w:val="en-US"/>
+        </w:rPr>
         <w:t xml:space="preserve">DAY6: </w:t>
       </w:r>
       <w:r>
@@ -280,6 +308,7 @@
           <w:lang w:val="en-US"/>
         </w:rPr>
       </w:pPr>
+      <w:proofErr w:type="spellStart"/>
       <w:r>
         <w:rPr>
           <w:b/>
@@ -288,7 +317,18 @@
           <w:szCs w:val="32"/>
           <w:lang w:val="en-US"/>
         </w:rPr>
-        <w:t xml:space="preserve">Mynotes: </w:t>
+        <w:t>Mynotes</w:t>
+      </w:r>
+      <w:proofErr w:type="spellEnd"/>
+      <w:r>
+        <w:rPr>
+          <w:b/>
+          <w:bCs/>
+          <w:sz w:val="32"/>
+          <w:szCs w:val="32"/>
+          <w:lang w:val="en-US"/>
+        </w:rPr>
+        <w:t xml:space="preserve">: </w:t>
       </w:r>
       <w:hyperlink r:id="rId5" w:history="1">
         <w:r>
@@ -1074,7 +1114,15 @@
         <w:t xml:space="preserve">     </w:t>
       </w:r>
       <w:r>
-        <w:t xml:space="preserve">UNICODE, Video/autdio </w:t>
+        <w:t>UNICODE, Video/</w:t>
+      </w:r>
+      <w:proofErr w:type="spellStart"/>
+      <w:r>
+        <w:t>autdio</w:t>
+      </w:r>
+      <w:proofErr w:type="spellEnd"/>
+      <w:r>
+        <w:t xml:space="preserve"> </w:t>
       </w:r>
       <w:r>
         <w:rPr>
@@ -1117,7 +1165,15 @@
         <w:t>–</w:t>
       </w:r>
       <w:r>
-        <w:t>Decompression (big file to gzip)</w:t>
+        <w:t xml:space="preserve">Decompression (big file to </w:t>
+      </w:r>
+      <w:proofErr w:type="spellStart"/>
+      <w:r>
+        <w:t>gzip</w:t>
+      </w:r>
+      <w:proofErr w:type="spellEnd"/>
+      <w:r>
+        <w:t>)</w:t>
       </w:r>
       <w:r>
         <w:br/>
@@ -1346,7 +1402,15 @@
         <w:t>ecides how data travels from source to destination</w:t>
       </w:r>
       <w:r>
-        <w:t xml:space="preserve"> based on ip address</w:t>
+        <w:t xml:space="preserve"> based on </w:t>
+      </w:r>
+      <w:proofErr w:type="spellStart"/>
+      <w:r>
+        <w:t>ip</w:t>
+      </w:r>
+      <w:proofErr w:type="spellEnd"/>
+      <w:r>
+        <w:t xml:space="preserve"> address</w:t>
       </w:r>
       <w:r>
         <w:t xml:space="preserve">. </w:t>
@@ -1384,12 +1448,28 @@
       <w:r>
         <w:br/>
       </w:r>
+      <w:proofErr w:type="spellStart"/>
       <w:r>
         <w:rPr>
           <w:highlight w:val="yellow"/>
         </w:rPr>
-        <w:t>i. Routed protcols</w:t>
-      </w:r>
+        <w:t>i</w:t>
+      </w:r>
+      <w:proofErr w:type="spellEnd"/>
+      <w:r>
+        <w:rPr>
+          <w:highlight w:val="yellow"/>
+        </w:rPr>
+        <w:t xml:space="preserve">. Routed </w:t>
+      </w:r>
+      <w:proofErr w:type="spellStart"/>
+      <w:r>
+        <w:rPr>
+          <w:highlight w:val="yellow"/>
+        </w:rPr>
+        <w:t>protcols</w:t>
+      </w:r>
+      <w:proofErr w:type="spellEnd"/>
       <w:r>
         <w:t xml:space="preserve"> </w:t>
       </w:r>
@@ -1420,7 +1500,31 @@
       </w:r>
       <w:proofErr w:type="gramEnd"/>
       <w:r>
-        <w:t xml:space="preserve"> Ip, Ipx, Appletalk, Ipsec </w:t>
+        <w:t xml:space="preserve"> Ip, </w:t>
+      </w:r>
+      <w:proofErr w:type="spellStart"/>
+      <w:r>
+        <w:t>Ipx</w:t>
+      </w:r>
+      <w:proofErr w:type="spellEnd"/>
+      <w:r>
+        <w:t xml:space="preserve">, </w:t>
+      </w:r>
+      <w:proofErr w:type="spellStart"/>
+      <w:r>
+        <w:t>Appletalk</w:t>
+      </w:r>
+      <w:proofErr w:type="spellEnd"/>
+      <w:r>
+        <w:t xml:space="preserve">, </w:t>
+      </w:r>
+      <w:proofErr w:type="spellStart"/>
+      <w:r>
+        <w:t>Ipsec</w:t>
+      </w:r>
+      <w:proofErr w:type="spellEnd"/>
+      <w:r>
+        <w:t xml:space="preserve"> </w:t>
       </w:r>
     </w:p>
     <w:p>
@@ -1460,7 +1564,23 @@
       </w:r>
       <w:proofErr w:type="gramEnd"/>
       <w:r>
-        <w:t xml:space="preserve"> Rip, Eigrp, Ospf, Bgp</w:t>
+        <w:t xml:space="preserve"> Rip, </w:t>
+      </w:r>
+      <w:proofErr w:type="spellStart"/>
+      <w:r>
+        <w:t>Eigrp</w:t>
+      </w:r>
+      <w:proofErr w:type="spellEnd"/>
+      <w:r>
+        <w:t xml:space="preserve">, </w:t>
+      </w:r>
+      <w:proofErr w:type="spellStart"/>
+      <w:r>
+        <w:t>Ospf</w:t>
+      </w:r>
+      <w:proofErr w:type="spellEnd"/>
+      <w:r>
+        <w:t>, Bgp</w:t>
       </w:r>
     </w:p>
     <w:p>
@@ -1556,8 +1676,13 @@
         </w:rPr>
         <w:br/>
       </w:r>
-      <w:r>
-        <w:t>MACSec → A security protocol for Layer 2 that provides encryption and integrity for Ethernet frames</w:t>
+      <w:proofErr w:type="spellStart"/>
+      <w:r>
+        <w:t>MACSec</w:t>
+      </w:r>
+      <w:proofErr w:type="spellEnd"/>
+      <w:r>
+        <w:t xml:space="preserve"> → A security protocol for Layer 2 that provides encryption and integrity for Ethernet frames</w:t>
       </w:r>
     </w:p>
     <w:p>
@@ -1933,7 +2058,23 @@
           <w:sz w:val="28"/>
           <w:szCs w:val="28"/>
         </w:rPr>
-        <w:t>class A, B, C    private and public     ip address range</w:t>
+        <w:t xml:space="preserve">class A, B, C    private and public     </w:t>
+      </w:r>
+      <w:proofErr w:type="spellStart"/>
+      <w:r>
+        <w:rPr>
+          <w:sz w:val="28"/>
+          <w:szCs w:val="28"/>
+        </w:rPr>
+        <w:t>ip</w:t>
+      </w:r>
+      <w:proofErr w:type="spellEnd"/>
+      <w:r>
+        <w:rPr>
+          <w:sz w:val="28"/>
+          <w:szCs w:val="28"/>
+        </w:rPr>
+        <w:t xml:space="preserve"> address range</w:t>
       </w:r>
       <w:r>
         <w:rPr>
@@ -2874,7 +3015,7 @@
         </w:rPr>
         <w:lastRenderedPageBreak/>
         <w:drawing>
-          <wp:inline distT="0" distB="0" distL="0" distR="0" wp14:anchorId="0B71383B" wp14:editId="3D3F5EF6">
+          <wp:inline distT="0" distB="0" distL="0" distR="0" wp14:anchorId="0B71383B" wp14:editId="07F3F52C">
             <wp:extent cx="5739139" cy="2660650"/>
             <wp:effectExtent l="0" t="0" r="0" b="6350"/>
             <wp:docPr id="1339460701" name="Picture 1"/>
@@ -3551,6 +3692,7 @@
       </w:r>
       <w:r>
         <w:rPr>
+          <w:noProof/>
           <w:sz w:val="28"/>
           <w:szCs w:val="28"/>
         </w:rPr>
@@ -3675,6 +3817,7 @@
       </w:pPr>
       <w:r>
         <w:rPr>
+          <w:noProof/>
           <w:sz w:val="32"/>
           <w:szCs w:val="32"/>
         </w:rPr>
@@ -3731,28 +3874,339 @@
           <w:szCs w:val="32"/>
         </w:rPr>
       </w:pPr>
-    </w:p>
-    <w:p>
-      <w:pPr>
-        <w:rPr>
-          <w:sz w:val="32"/>
-          <w:szCs w:val="32"/>
-        </w:rPr>
-      </w:pPr>
-    </w:p>
-    <w:p>
-      <w:pPr>
-        <w:rPr>
-          <w:sz w:val="32"/>
-          <w:szCs w:val="32"/>
-        </w:rPr>
-      </w:pPr>
-      <w:r>
-        <w:rPr>
+      <w:r>
+        <w:rPr>
+          <w:noProof/>
           <w:sz w:val="32"/>
           <w:szCs w:val="32"/>
         </w:rPr>
         <w:lastRenderedPageBreak/>
+        <w:drawing>
+          <wp:inline distT="0" distB="0" distL="0" distR="0" wp14:anchorId="33336404" wp14:editId="75A74B4C">
+            <wp:extent cx="5932805" cy="2694305"/>
+            <wp:effectExtent l="0" t="0" r="0" b="0"/>
+            <wp:docPr id="1961465967" name="Picture 2"/>
+            <wp:cNvGraphicFramePr>
+              <a:graphicFrameLocks xmlns:a="http://schemas.openxmlformats.org/drawingml/2006/main" noChangeAspect="1"/>
+            </wp:cNvGraphicFramePr>
+            <a:graphic xmlns:a="http://schemas.openxmlformats.org/drawingml/2006/main">
+              <a:graphicData uri="http://schemas.openxmlformats.org/drawingml/2006/picture">
+                <pic:pic xmlns:pic="http://schemas.openxmlformats.org/drawingml/2006/picture">
+                  <pic:nvPicPr>
+                    <pic:cNvPr id="0" name="Picture 2"/>
+                    <pic:cNvPicPr>
+                      <a:picLocks noChangeAspect="1" noChangeArrowheads="1"/>
+                    </pic:cNvPicPr>
+                  </pic:nvPicPr>
+                  <pic:blipFill>
+                    <a:blip r:embed="rId11" cstate="print">
+                      <a:extLst>
+                        <a:ext uri="{28A0092B-C50C-407E-A947-70E740481C1C}">
+                          <a14:useLocalDpi xmlns:a14="http://schemas.microsoft.com/office/drawing/2010/main" val="0"/>
+                        </a:ext>
+                      </a:extLst>
+                    </a:blip>
+                    <a:srcRect/>
+                    <a:stretch>
+                      <a:fillRect/>
+                    </a:stretch>
+                  </pic:blipFill>
+                  <pic:spPr bwMode="auto">
+                    <a:xfrm>
+                      <a:off x="0" y="0"/>
+                      <a:ext cx="5932805" cy="2694305"/>
+                    </a:xfrm>
+                    <a:prstGeom prst="rect">
+                      <a:avLst/>
+                    </a:prstGeom>
+                    <a:noFill/>
+                    <a:ln>
+                      <a:noFill/>
+                    </a:ln>
+                  </pic:spPr>
+                </pic:pic>
+              </a:graphicData>
+            </a:graphic>
+          </wp:inline>
+        </w:drawing>
+      </w:r>
+    </w:p>
+    <w:p>
+      <w:pPr>
+        <w:rPr>
+          <w:sz w:val="32"/>
+          <w:szCs w:val="32"/>
+        </w:rPr>
+      </w:pPr>
+      <w:r>
+        <w:rPr>
+          <w:sz w:val="32"/>
+          <w:szCs w:val="32"/>
+        </w:rPr>
+        <w:t xml:space="preserve">1. </w:t>
+      </w:r>
+      <w:r>
+        <w:rPr>
+          <w:sz w:val="32"/>
+          <w:szCs w:val="32"/>
+        </w:rPr>
+        <w:t xml:space="preserve">A generated </w:t>
+      </w:r>
+      <w:proofErr w:type="spellStart"/>
+      <w:r>
+        <w:rPr>
+          <w:sz w:val="32"/>
+          <w:szCs w:val="32"/>
+        </w:rPr>
+        <w:t>icmp</w:t>
+      </w:r>
+      <w:proofErr w:type="spellEnd"/>
+      <w:r>
+        <w:rPr>
+          <w:sz w:val="32"/>
+          <w:szCs w:val="32"/>
+        </w:rPr>
+        <w:t xml:space="preserve"> packet.</w:t>
+      </w:r>
+      <w:r>
+        <w:rPr>
+          <w:sz w:val="32"/>
+          <w:szCs w:val="32"/>
+        </w:rPr>
+        <w:br/>
+        <w:t xml:space="preserve">     </w:t>
+      </w:r>
+      <w:r>
+        <w:rPr>
+          <w:sz w:val="32"/>
+          <w:szCs w:val="32"/>
+        </w:rPr>
+        <w:t xml:space="preserve">ping – </w:t>
+      </w:r>
+      <w:proofErr w:type="spellStart"/>
+      <w:r>
+        <w:rPr>
+          <w:sz w:val="32"/>
+          <w:szCs w:val="32"/>
+        </w:rPr>
+        <w:t>icmp</w:t>
+      </w:r>
+      <w:proofErr w:type="spellEnd"/>
+      <w:r>
+        <w:rPr>
+          <w:sz w:val="32"/>
+          <w:szCs w:val="32"/>
+        </w:rPr>
+        <w:t xml:space="preserve"> (PC will check the mac address in </w:t>
+      </w:r>
+      <w:proofErr w:type="spellStart"/>
+      <w:r>
+        <w:rPr>
+          <w:sz w:val="32"/>
+          <w:szCs w:val="32"/>
+        </w:rPr>
+        <w:t>arp</w:t>
+      </w:r>
+      <w:proofErr w:type="spellEnd"/>
+      <w:r>
+        <w:rPr>
+          <w:sz w:val="32"/>
+          <w:szCs w:val="32"/>
+        </w:rPr>
+        <w:t xml:space="preserve"> table)</w:t>
+      </w:r>
+      <w:r>
+        <w:rPr>
+          <w:sz w:val="32"/>
+          <w:szCs w:val="32"/>
+        </w:rPr>
+        <w:br/>
+        <w:t xml:space="preserve">     if yes – packets will be forwarded to destination</w:t>
+      </w:r>
+      <w:r>
+        <w:rPr>
+          <w:sz w:val="32"/>
+          <w:szCs w:val="32"/>
+        </w:rPr>
+        <w:br/>
+        <w:t xml:space="preserve">     if no – ARP request will be generated</w:t>
+      </w:r>
+      <w:r>
+        <w:rPr>
+          <w:sz w:val="32"/>
+          <w:szCs w:val="32"/>
+        </w:rPr>
+        <w:br/>
+        <w:t xml:space="preserve">     switch stores source mac address in mac address table</w:t>
+      </w:r>
+      <w:r>
+        <w:rPr>
+          <w:sz w:val="32"/>
+          <w:szCs w:val="32"/>
+        </w:rPr>
+        <w:br/>
+        <w:t xml:space="preserve">     switch will broadcast the </w:t>
+      </w:r>
+      <w:proofErr w:type="spellStart"/>
+      <w:r>
+        <w:rPr>
+          <w:sz w:val="32"/>
+          <w:szCs w:val="32"/>
+        </w:rPr>
+        <w:t>arp</w:t>
+      </w:r>
+      <w:proofErr w:type="spellEnd"/>
+      <w:r>
+        <w:rPr>
+          <w:sz w:val="32"/>
+          <w:szCs w:val="32"/>
+        </w:rPr>
+        <w:t xml:space="preserve"> packet</w:t>
+      </w:r>
+      <w:r>
+        <w:rPr>
+          <w:sz w:val="32"/>
+          <w:szCs w:val="32"/>
+        </w:rPr>
+        <w:br/>
+        <w:t xml:space="preserve">     </w:t>
+      </w:r>
+      <w:r>
+        <w:rPr>
+          <w:sz w:val="32"/>
+          <w:szCs w:val="32"/>
+        </w:rPr>
+        <w:br/>
+      </w:r>
+      <w:r>
+        <w:rPr>
+          <w:sz w:val="32"/>
+          <w:szCs w:val="32"/>
+        </w:rPr>
+        <w:t xml:space="preserve">2. </w:t>
+      </w:r>
+      <w:r>
+        <w:rPr>
+          <w:sz w:val="32"/>
+          <w:szCs w:val="32"/>
+        </w:rPr>
+        <w:t xml:space="preserve">The device B sends </w:t>
+      </w:r>
+      <w:proofErr w:type="spellStart"/>
+      <w:r>
+        <w:rPr>
+          <w:sz w:val="32"/>
+          <w:szCs w:val="32"/>
+        </w:rPr>
+        <w:t>arp</w:t>
+      </w:r>
+      <w:proofErr w:type="spellEnd"/>
+      <w:r>
+        <w:rPr>
+          <w:sz w:val="32"/>
+          <w:szCs w:val="32"/>
+        </w:rPr>
+        <w:t xml:space="preserve"> reply including its own mac-address and it      </w:t>
+      </w:r>
+      <w:r>
+        <w:rPr>
+          <w:sz w:val="32"/>
+          <w:szCs w:val="32"/>
+        </w:rPr>
+        <w:br/>
+        <w:t xml:space="preserve">     stores the mac address in its </w:t>
+      </w:r>
+      <w:proofErr w:type="spellStart"/>
+      <w:r>
+        <w:rPr>
+          <w:sz w:val="32"/>
+          <w:szCs w:val="32"/>
+        </w:rPr>
+        <w:t>arp</w:t>
+      </w:r>
+      <w:proofErr w:type="spellEnd"/>
+      <w:r>
+        <w:rPr>
+          <w:sz w:val="32"/>
+          <w:szCs w:val="32"/>
+        </w:rPr>
+        <w:t xml:space="preserve"> table. </w:t>
+      </w:r>
+    </w:p>
+    <w:p>
+      <w:pPr>
+        <w:rPr>
+          <w:sz w:val="32"/>
+          <w:szCs w:val="32"/>
+        </w:rPr>
+      </w:pPr>
+      <w:r>
+        <w:rPr>
+          <w:sz w:val="32"/>
+          <w:szCs w:val="32"/>
+        </w:rPr>
+        <w:t xml:space="preserve">3. </w:t>
+      </w:r>
+      <w:r>
+        <w:rPr>
+          <w:sz w:val="32"/>
+          <w:szCs w:val="32"/>
+        </w:rPr>
+        <w:t>switch stores source mac address in mac address table</w:t>
+      </w:r>
+    </w:p>
+    <w:p>
+      <w:pPr>
+        <w:rPr>
+          <w:sz w:val="32"/>
+          <w:szCs w:val="32"/>
+        </w:rPr>
+      </w:pPr>
+      <w:r>
+        <w:rPr>
+          <w:sz w:val="32"/>
+          <w:szCs w:val="32"/>
+        </w:rPr>
+        <w:t xml:space="preserve">4. Switch sends the </w:t>
+      </w:r>
+      <w:proofErr w:type="spellStart"/>
+      <w:r>
+        <w:rPr>
+          <w:sz w:val="32"/>
+          <w:szCs w:val="32"/>
+        </w:rPr>
+        <w:t>arp</w:t>
+      </w:r>
+      <w:proofErr w:type="spellEnd"/>
+      <w:r>
+        <w:rPr>
+          <w:sz w:val="32"/>
+          <w:szCs w:val="32"/>
+        </w:rPr>
+        <w:t xml:space="preserve"> reply to the specific user (A).  </w:t>
+      </w:r>
+      <w:r>
+        <w:rPr>
+          <w:sz w:val="32"/>
+          <w:szCs w:val="32"/>
+        </w:rPr>
+        <w:br/>
+      </w:r>
+    </w:p>
+    <w:p>
+      <w:pPr>
+        <w:rPr>
+          <w:sz w:val="32"/>
+          <w:szCs w:val="32"/>
+        </w:rPr>
+      </w:pPr>
+      <w:r>
+        <w:rPr>
+          <w:b/>
+          <w:bCs/>
+          <w:sz w:val="36"/>
+          <w:szCs w:val="36"/>
+        </w:rPr>
         <w:t>TYPES:</w:t>
       </w:r>
       <w:r>
@@ -3761,15 +4215,47 @@
           <w:szCs w:val="32"/>
         </w:rPr>
         <w:br/>
-        <w:t>ARP – find mac address for known ip address</w:t>
-      </w:r>
-      <w:r>
-        <w:rPr>
-          <w:sz w:val="32"/>
-          <w:szCs w:val="32"/>
-        </w:rPr>
-        <w:br/>
-        <w:t>REVERSE ARP – find ip address for known mac address</w:t>
+        <w:t xml:space="preserve">ARP – find mac address for known </w:t>
+      </w:r>
+      <w:proofErr w:type="spellStart"/>
+      <w:r>
+        <w:rPr>
+          <w:sz w:val="32"/>
+          <w:szCs w:val="32"/>
+        </w:rPr>
+        <w:t>ip</w:t>
+      </w:r>
+      <w:proofErr w:type="spellEnd"/>
+      <w:r>
+        <w:rPr>
+          <w:sz w:val="32"/>
+          <w:szCs w:val="32"/>
+        </w:rPr>
+        <w:t xml:space="preserve"> address</w:t>
+      </w:r>
+      <w:r>
+        <w:rPr>
+          <w:sz w:val="32"/>
+          <w:szCs w:val="32"/>
+        </w:rPr>
+        <w:br/>
+        <w:t xml:space="preserve">REVERSE ARP – find </w:t>
+      </w:r>
+      <w:proofErr w:type="spellStart"/>
+      <w:r>
+        <w:rPr>
+          <w:sz w:val="32"/>
+          <w:szCs w:val="32"/>
+        </w:rPr>
+        <w:t>ip</w:t>
+      </w:r>
+      <w:proofErr w:type="spellEnd"/>
+      <w:r>
+        <w:rPr>
+          <w:sz w:val="32"/>
+          <w:szCs w:val="32"/>
+        </w:rPr>
+        <w:t xml:space="preserve"> address for known mac address</w:t>
       </w:r>
       <w:r>
         <w:rPr>
@@ -3779,69 +4265,2104 @@
         <w:br/>
         <w:t xml:space="preserve">Gratuitous ARP </w:t>
       </w:r>
+      <w:r>
+        <w:rPr>
+          <w:sz w:val="32"/>
+          <w:szCs w:val="32"/>
+        </w:rPr>
+        <w:t>– used</w:t>
+      </w:r>
+      <w:r>
+        <w:rPr>
+          <w:sz w:val="32"/>
+          <w:szCs w:val="32"/>
+        </w:rPr>
+        <w:t xml:space="preserve"> to find the duplicate </w:t>
+      </w:r>
+      <w:proofErr w:type="spellStart"/>
+      <w:r>
+        <w:rPr>
+          <w:sz w:val="32"/>
+          <w:szCs w:val="32"/>
+        </w:rPr>
+        <w:t>ip</w:t>
+      </w:r>
+      <w:proofErr w:type="spellEnd"/>
+      <w:r>
+        <w:rPr>
+          <w:sz w:val="32"/>
+          <w:szCs w:val="32"/>
+        </w:rPr>
+        <w:t xml:space="preserve"> address</w:t>
+      </w:r>
+      <w:r>
+        <w:rPr>
+          <w:sz w:val="32"/>
+          <w:szCs w:val="32"/>
+        </w:rPr>
+        <w:br/>
+        <w:t>Proxy ARP –</w:t>
+      </w:r>
+      <w:r>
+        <w:rPr>
+          <w:sz w:val="32"/>
+          <w:szCs w:val="32"/>
+        </w:rPr>
+        <w:t xml:space="preserve"> </w:t>
+      </w:r>
+    </w:p>
+    <w:p>
+      <w:pPr>
+        <w:rPr>
+          <w:sz w:val="32"/>
+          <w:szCs w:val="32"/>
+        </w:rPr>
+      </w:pPr>
+      <w:r>
+        <w:rPr>
+          <w:b/>
+          <w:bCs/>
+          <w:sz w:val="36"/>
+          <w:szCs w:val="36"/>
+        </w:rPr>
+        <w:lastRenderedPageBreak/>
+        <w:t>Practice:</w:t>
+      </w:r>
+      <w:r>
+        <w:rPr>
+          <w:sz w:val="32"/>
+          <w:szCs w:val="32"/>
+        </w:rPr>
+        <w:br/>
+      </w:r>
+      <w:r>
+        <w:rPr>
+          <w:noProof/>
+          <w:sz w:val="32"/>
+          <w:szCs w:val="32"/>
+        </w:rPr>
+        <w:drawing>
+          <wp:inline distT="0" distB="0" distL="0" distR="0" wp14:anchorId="38A20EB0" wp14:editId="43CB34DC">
+            <wp:extent cx="3929492" cy="5120640"/>
+            <wp:effectExtent l="0" t="0" r="0" b="3810"/>
+            <wp:docPr id="1286127349" name="Picture 1"/>
+            <wp:cNvGraphicFramePr>
+              <a:graphicFrameLocks xmlns:a="http://schemas.openxmlformats.org/drawingml/2006/main" noChangeAspect="1"/>
+            </wp:cNvGraphicFramePr>
+            <a:graphic xmlns:a="http://schemas.openxmlformats.org/drawingml/2006/main">
+              <a:graphicData uri="http://schemas.openxmlformats.org/drawingml/2006/picture">
+                <pic:pic xmlns:pic="http://schemas.openxmlformats.org/drawingml/2006/picture">
+                  <pic:nvPicPr>
+                    <pic:cNvPr id="0" name="Picture 1"/>
+                    <pic:cNvPicPr>
+                      <a:picLocks noChangeAspect="1" noChangeArrowheads="1"/>
+                    </pic:cNvPicPr>
+                  </pic:nvPicPr>
+                  <pic:blipFill>
+                    <a:blip r:embed="rId12">
+                      <a:extLst>
+                        <a:ext uri="{28A0092B-C50C-407E-A947-70E740481C1C}">
+                          <a14:useLocalDpi xmlns:a14="http://schemas.microsoft.com/office/drawing/2010/main" val="0"/>
+                        </a:ext>
+                      </a:extLst>
+                    </a:blip>
+                    <a:srcRect/>
+                    <a:stretch>
+                      <a:fillRect/>
+                    </a:stretch>
+                  </pic:blipFill>
+                  <pic:spPr bwMode="auto">
+                    <a:xfrm>
+                      <a:off x="0" y="0"/>
+                      <a:ext cx="3933304" cy="5125608"/>
+                    </a:xfrm>
+                    <a:prstGeom prst="rect">
+                      <a:avLst/>
+                    </a:prstGeom>
+                    <a:noFill/>
+                    <a:ln>
+                      <a:noFill/>
+                    </a:ln>
+                  </pic:spPr>
+                </pic:pic>
+              </a:graphicData>
+            </a:graphic>
+          </wp:inline>
+        </w:drawing>
+      </w:r>
+    </w:p>
+    <w:p>
+      <w:pPr>
+        <w:rPr>
+          <w:sz w:val="32"/>
+          <w:szCs w:val="32"/>
+        </w:rPr>
+      </w:pPr>
+      <w:r>
+        <w:rPr>
+          <w:sz w:val="32"/>
+          <w:szCs w:val="32"/>
+        </w:rPr>
+        <w:drawing>
+          <wp:inline distT="0" distB="0" distL="0" distR="0" wp14:anchorId="3B9335DE" wp14:editId="65EFD640">
+            <wp:extent cx="2154698" cy="3482340"/>
+            <wp:effectExtent l="0" t="0" r="0" b="3810"/>
+            <wp:docPr id="484505467" name="Picture 1"/>
+            <wp:cNvGraphicFramePr>
+              <a:graphicFrameLocks xmlns:a="http://schemas.openxmlformats.org/drawingml/2006/main" noChangeAspect="1"/>
+            </wp:cNvGraphicFramePr>
+            <a:graphic xmlns:a="http://schemas.openxmlformats.org/drawingml/2006/main">
+              <a:graphicData uri="http://schemas.openxmlformats.org/drawingml/2006/picture">
+                <pic:pic xmlns:pic="http://schemas.openxmlformats.org/drawingml/2006/picture">
+                  <pic:nvPicPr>
+                    <pic:cNvPr id="484505467" name=""/>
+                    <pic:cNvPicPr/>
+                  </pic:nvPicPr>
+                  <pic:blipFill>
+                    <a:blip r:embed="rId13"/>
+                    <a:stretch>
+                      <a:fillRect/>
+                    </a:stretch>
+                  </pic:blipFill>
+                  <pic:spPr>
+                    <a:xfrm>
+                      <a:off x="0" y="0"/>
+                      <a:ext cx="2157144" cy="3486293"/>
+                    </a:xfrm>
+                    <a:prstGeom prst="rect">
+                      <a:avLst/>
+                    </a:prstGeom>
+                  </pic:spPr>
+                </pic:pic>
+              </a:graphicData>
+            </a:graphic>
+          </wp:inline>
+        </w:drawing>
+      </w:r>
+    </w:p>
+    <w:p>
+      <w:pPr>
+        <w:rPr>
+          <w:sz w:val="32"/>
+          <w:szCs w:val="32"/>
+        </w:rPr>
+      </w:pPr>
+    </w:p>
+    <w:p>
+      <w:pPr>
+        <w:rPr>
+          <w:sz w:val="32"/>
+          <w:szCs w:val="32"/>
+        </w:rPr>
+      </w:pPr>
+    </w:p>
+    <w:p>
+      <w:pPr>
+        <w:rPr>
+          <w:lang w:val="en-US"/>
+        </w:rPr>
+      </w:pPr>
+    </w:p>
+    <w:p>
+      <w:pPr>
+        <w:jc w:val="center"/>
+        <w:rPr>
+          <w:b/>
+          <w:bCs/>
+          <w:sz w:val="32"/>
+          <w:szCs w:val="32"/>
+        </w:rPr>
+      </w:pPr>
+      <w:r>
+        <w:rPr>
+          <w:b/>
+          <w:bCs/>
+          <w:sz w:val="32"/>
+          <w:szCs w:val="32"/>
+          <w:lang w:val="en-US"/>
+        </w:rPr>
+        <w:lastRenderedPageBreak/>
+        <w:t xml:space="preserve">      </w:t>
+      </w:r>
+      <w:r>
+        <w:rPr>
+          <w:b/>
+          <w:bCs/>
+          <w:sz w:val="32"/>
+          <w:szCs w:val="32"/>
+          <w:highlight w:val="yellow"/>
+          <w:lang w:val="en-US"/>
+        </w:rPr>
+        <w:t>DAY3: Switching Fundamentals (VLAN, STP, EtherChannel)</w:t>
+      </w:r>
+    </w:p>
+    <w:p>
+      <w:pPr>
+        <w:rPr>
+          <w:sz w:val="32"/>
+          <w:szCs w:val="32"/>
+        </w:rPr>
+      </w:pPr>
+      <w:r>
+        <w:rPr>
+          <w:sz w:val="32"/>
+          <w:szCs w:val="32"/>
+        </w:rPr>
+        <w:t>Switch: (Access, Distribution, Multilayer)</w:t>
+      </w:r>
+      <w:r>
+        <w:rPr>
+          <w:sz w:val="32"/>
+          <w:szCs w:val="32"/>
+        </w:rPr>
+        <w:br/>
+        <w:t>L2 – Access layer – communication with in the same network</w:t>
+      </w:r>
+      <w:r>
+        <w:rPr>
+          <w:sz w:val="32"/>
+          <w:szCs w:val="32"/>
+        </w:rPr>
+        <w:br/>
+        <w:t>L3 – can connect different networks</w:t>
+      </w:r>
+      <w:r>
+        <w:rPr>
+          <w:sz w:val="32"/>
+          <w:szCs w:val="32"/>
+        </w:rPr>
+        <w:t xml:space="preserve"> (distribution, multilayer)</w:t>
+      </w:r>
+    </w:p>
+    <w:p>
+      <w:pPr>
+        <w:ind w:right="-489"/>
+        <w:jc w:val="center"/>
+        <w:rPr>
+          <w:b/>
+          <w:bCs/>
+          <w:color w:val="EE0000"/>
+          <w:sz w:val="28"/>
+          <w:szCs w:val="28"/>
+          <w:u w:val="single"/>
+          <w:lang w:val="en-US"/>
+        </w:rPr>
+      </w:pPr>
+      <w:r>
+        <w:rPr>
+          <w:sz w:val="32"/>
+          <w:szCs w:val="32"/>
+        </w:rPr>
+        <w:br/>
+      </w:r>
+      <w:r>
+        <w:rPr>
+          <w:b/>
+          <w:bCs/>
+          <w:color w:val="EE0000"/>
+          <w:sz w:val="28"/>
+          <w:szCs w:val="28"/>
+          <w:highlight w:val="yellow"/>
+          <w:u w:val="single"/>
+          <w:lang w:val="en-US"/>
+        </w:rPr>
+        <w:t xml:space="preserve">TOP-1: </w:t>
+      </w:r>
+      <w:r>
+        <w:rPr>
+          <w:b/>
+          <w:bCs/>
+          <w:color w:val="EE0000"/>
+          <w:sz w:val="28"/>
+          <w:szCs w:val="28"/>
+          <w:highlight w:val="yellow"/>
+          <w:u w:val="single"/>
+          <w:lang w:val="en-US"/>
+        </w:rPr>
+        <w:t>VLAN (Virtual Local Area Network):</w:t>
+      </w:r>
+    </w:p>
+    <w:p>
+      <w:pPr>
+        <w:ind w:right="-489"/>
+        <w:rPr>
+          <w:noProof/>
+          <w:lang w:val="en-US"/>
+        </w:rPr>
+      </w:pPr>
+      <w:r>
+        <w:rPr>
+          <w:b/>
+          <w:bCs/>
+          <w:lang w:val="en-US"/>
+        </w:rPr>
+        <w:t>DEF</w:t>
+      </w:r>
+      <w:r>
+        <w:rPr>
+          <w:lang w:val="en-US"/>
+        </w:rPr>
+        <w:t>: An area of network where broadcast will propagate.</w:t>
+      </w:r>
+      <w:r>
+        <w:rPr>
+          <w:noProof/>
+          <w:lang w:val="en-US"/>
+        </w:rPr>
+        <w:t xml:space="preserve">     </w:t>
+      </w:r>
+      <w:r>
+        <w:rPr>
+          <w:noProof/>
+          <w:lang w:val="en-US"/>
+        </w:rPr>
+        <w:br/>
+      </w:r>
+      <w:r>
+        <w:rPr>
+          <w:noProof/>
+          <w:lang w:val="en-US"/>
+        </w:rPr>
+        <w:t>A logical sepratation of single broadcast domain into multiple virtual broadcast domains.</w:t>
+      </w:r>
+      <w:r>
+        <w:rPr>
+          <w:noProof/>
+          <w:lang w:val="en-US"/>
+        </w:rPr>
+        <w:br/>
+        <w:t>10.1.1.0 /24</w:t>
+      </w:r>
+      <w:r>
+        <w:rPr>
+          <w:noProof/>
+          <w:lang w:val="en-US"/>
+        </w:rPr>
+        <w:t xml:space="preserve"> </w:t>
+      </w:r>
+    </w:p>
+    <w:p>
+      <w:pPr>
+        <w:ind w:right="-489"/>
+        <w:rPr>
+          <w:noProof/>
+          <w:lang w:val="en-US"/>
+        </w:rPr>
+      </w:pPr>
+      <w:r>
+        <w:rPr>
+          <w:noProof/>
+          <w:lang w:val="en-US"/>
+        </w:rPr>
+        <w:t xml:space="preserve">Hr10 = </w:t>
+      </w:r>
+    </w:p>
+    <w:p>
+      <w:pPr>
+        <w:ind w:right="-489"/>
+        <w:rPr>
+          <w:noProof/>
+          <w:lang w:val="en-US"/>
+        </w:rPr>
+      </w:pPr>
+      <w:r>
+        <w:rPr>
+          <w:noProof/>
+          <w:lang w:val="en-US"/>
+        </w:rPr>
+        <w:t>10.1.1.255</w:t>
+      </w:r>
+      <w:r>
+        <w:rPr>
+          <w:noProof/>
+          <w:lang w:val="en-US"/>
+        </w:rPr>
+        <w:br/>
+        <w:t xml:space="preserve">256 </w:t>
+      </w:r>
+      <w:r>
+        <w:rPr>
+          <w:noProof/>
+          <w:lang w:val="en-US"/>
+        </w:rPr>
+        <w:br/>
+        <w:t>254</w:t>
+      </w:r>
+    </w:p>
+    <w:p>
+      <w:pPr>
+        <w:ind w:right="-489"/>
+        <w:rPr>
+          <w:noProof/>
+          <w:lang w:val="en-US"/>
+        </w:rPr>
+      </w:pPr>
+      <w:r>
+        <w:rPr>
+          <w:noProof/>
+          <w:lang w:val="en-US"/>
+        </w:rPr>
+        <w:t>Default: Vlan 1</w:t>
+      </w:r>
+      <w:r>
+        <w:rPr>
+          <w:noProof/>
+          <w:lang w:val="en-US"/>
+        </w:rPr>
+        <w:br/>
+      </w:r>
+    </w:p>
+    <w:p>
+      <w:pPr>
+        <w:rPr>
+          <w:sz w:val="24"/>
+          <w:szCs w:val="24"/>
+        </w:rPr>
+      </w:pPr>
+      <w:r>
+        <w:rPr>
+          <w:noProof/>
+          <w:lang w:val="en-US"/>
+        </w:rPr>
+        <mc:AlternateContent>
+          <mc:Choice Requires="wps">
+            <w:drawing>
+              <wp:anchor distT="0" distB="0" distL="114300" distR="114300" simplePos="0" relativeHeight="251659264" behindDoc="0" locked="0" layoutInCell="1" allowOverlap="1" wp14:anchorId="51437B22" wp14:editId="614FC087">
+                <wp:simplePos x="0" y="0"/>
+                <wp:positionH relativeFrom="column">
+                  <wp:posOffset>3075214</wp:posOffset>
+                </wp:positionH>
+                <wp:positionV relativeFrom="paragraph">
+                  <wp:posOffset>2331811</wp:posOffset>
+                </wp:positionV>
+                <wp:extent cx="3826329" cy="3499757"/>
+                <wp:effectExtent l="0" t="0" r="22225" b="24765"/>
+                <wp:wrapNone/>
+                <wp:docPr id="850926365" name="Text Box 3"/>
+                <wp:cNvGraphicFramePr/>
+                <a:graphic xmlns:a="http://schemas.openxmlformats.org/drawingml/2006/main">
+                  <a:graphicData uri="http://schemas.microsoft.com/office/word/2010/wordprocessingShape">
+                    <wps:wsp>
+                      <wps:cNvSpPr txBox="1"/>
+                      <wps:spPr>
+                        <a:xfrm>
+                          <a:off x="0" y="0"/>
+                          <a:ext cx="3826329" cy="3499757"/>
+                        </a:xfrm>
+                        <a:prstGeom prst="rect">
+                          <a:avLst/>
+                        </a:prstGeom>
+                        <a:solidFill>
+                          <a:schemeClr val="lt1"/>
+                        </a:solidFill>
+                        <a:ln w="6350">
+                          <a:solidFill>
+                            <a:prstClr val="black"/>
+                          </a:solidFill>
+                        </a:ln>
+                      </wps:spPr>
+                      <wps:txbx>
+                        <w:txbxContent>
+                          <w:p>
+                            <w:pPr>
+                              <w:spacing w:after="0"/>
+                              <w:rPr>
+                                <w:sz w:val="24"/>
+                                <w:szCs w:val="24"/>
+                              </w:rPr>
+                            </w:pPr>
+                            <w:r>
+                              <w:rPr>
+                                <w:sz w:val="24"/>
+                                <w:szCs w:val="24"/>
+                                <w:lang w:val="en-US"/>
+                              </w:rPr>
+                              <w:t xml:space="preserve">Assign </w:t>
+                            </w:r>
+                            <w:proofErr w:type="spellStart"/>
+                            <w:r>
+                              <w:rPr>
+                                <w:sz w:val="24"/>
+                                <w:szCs w:val="24"/>
+                                <w:lang w:val="en-US"/>
+                              </w:rPr>
+                              <w:t>vlan</w:t>
+                            </w:r>
+                            <w:proofErr w:type="spellEnd"/>
+                            <w:r>
+                              <w:rPr>
+                                <w:sz w:val="24"/>
+                                <w:szCs w:val="24"/>
+                                <w:lang w:val="en-US"/>
+                              </w:rPr>
+                              <w:t xml:space="preserve"> to particular port:</w:t>
+                            </w:r>
+                            <w:r>
+                              <w:rPr>
+                                <w:sz w:val="24"/>
+                                <w:szCs w:val="24"/>
+                                <w:lang w:val="en-US"/>
+                              </w:rPr>
+                              <w:br/>
+                            </w:r>
+                            <w:r>
+                              <w:rPr>
+                                <w:sz w:val="24"/>
+                                <w:szCs w:val="24"/>
+                              </w:rPr>
+                              <w:t>Switch(config)#</w:t>
+                            </w:r>
+                            <w:r>
+                              <w:rPr>
+                                <w:sz w:val="24"/>
+                                <w:szCs w:val="24"/>
+                              </w:rPr>
+                              <w:t>interface Fa0/3</w:t>
+                            </w:r>
+                          </w:p>
+                          <w:p>
+                            <w:pPr>
+                              <w:spacing w:after="0"/>
+                              <w:rPr>
+                                <w:sz w:val="24"/>
+                                <w:szCs w:val="24"/>
+                              </w:rPr>
+                            </w:pPr>
+                            <w:r>
+                              <w:rPr>
+                                <w:sz w:val="24"/>
+                                <w:szCs w:val="24"/>
+                              </w:rPr>
+                              <w:t>Switch(config-</w:t>
+                            </w:r>
+                            <w:proofErr w:type="gramStart"/>
+                            <w:r>
+                              <w:rPr>
+                                <w:sz w:val="24"/>
+                                <w:szCs w:val="24"/>
+                              </w:rPr>
+                              <w:t>if</w:t>
+                            </w:r>
+                            <w:r>
+                              <w:rPr>
+                                <w:sz w:val="24"/>
+                                <w:szCs w:val="24"/>
+                              </w:rPr>
+                              <w:t>)#</w:t>
+                            </w:r>
+                            <w:proofErr w:type="gramEnd"/>
+                            <w:r>
+                              <w:rPr>
+                                <w:sz w:val="24"/>
+                                <w:szCs w:val="24"/>
+                              </w:rPr>
+                              <w:t xml:space="preserve"> Switchport access </w:t>
+                            </w:r>
+                            <w:proofErr w:type="spellStart"/>
+                            <w:r>
+                              <w:rPr>
+                                <w:sz w:val="24"/>
+                                <w:szCs w:val="24"/>
+                              </w:rPr>
+                              <w:t>vlan</w:t>
+                            </w:r>
+                            <w:proofErr w:type="spellEnd"/>
+                            <w:r>
+                              <w:rPr>
+                                <w:sz w:val="24"/>
+                                <w:szCs w:val="24"/>
+                              </w:rPr>
+                              <w:t xml:space="preserve"> 10</w:t>
+                            </w:r>
+                          </w:p>
+                          <w:p>
+                            <w:pPr>
+                              <w:spacing w:after="0"/>
+                              <w:rPr>
+                                <w:sz w:val="24"/>
+                                <w:szCs w:val="24"/>
+                              </w:rPr>
+                            </w:pPr>
+                            <w:r>
+                              <w:rPr>
+                                <w:sz w:val="24"/>
+                                <w:szCs w:val="24"/>
+                              </w:rPr>
+                              <w:t>Switch(config-</w:t>
+                            </w:r>
+                            <w:proofErr w:type="spellStart"/>
+                            <w:proofErr w:type="gramStart"/>
+                            <w:r>
+                              <w:rPr>
+                                <w:sz w:val="24"/>
+                                <w:szCs w:val="24"/>
+                              </w:rPr>
+                              <w:t>vlan</w:t>
+                            </w:r>
+                            <w:proofErr w:type="spellEnd"/>
+                            <w:r>
+                              <w:rPr>
+                                <w:sz w:val="24"/>
+                                <w:szCs w:val="24"/>
+                              </w:rPr>
+                              <w:t>)#</w:t>
+                            </w:r>
+                            <w:proofErr w:type="gramEnd"/>
+                            <w:r>
+                              <w:rPr>
+                                <w:sz w:val="24"/>
+                                <w:szCs w:val="24"/>
+                              </w:rPr>
+                              <w:t>exit</w:t>
+                            </w:r>
+                          </w:p>
+                          <w:p>
+                            <w:pPr>
+                              <w:spacing w:after="0"/>
+                              <w:rPr>
+                                <w:sz w:val="24"/>
+                                <w:szCs w:val="24"/>
+                                <w:lang w:val="en-US"/>
+                              </w:rPr>
+                            </w:pPr>
+                          </w:p>
+                          <w:p>
+                            <w:pPr>
+                              <w:spacing w:after="0"/>
+                              <w:rPr>
+                                <w:sz w:val="24"/>
+                                <w:szCs w:val="24"/>
+                              </w:rPr>
+                            </w:pPr>
+                            <w:r>
+                              <w:rPr>
+                                <w:sz w:val="24"/>
+                                <w:szCs w:val="24"/>
+                              </w:rPr>
+                              <w:t>Switch(config)#interface Fa0/</w:t>
+                            </w:r>
+                            <w:r>
+                              <w:rPr>
+                                <w:sz w:val="24"/>
+                                <w:szCs w:val="24"/>
+                              </w:rPr>
+                              <w:t>4</w:t>
+                            </w:r>
+                          </w:p>
+                          <w:p>
+                            <w:pPr>
+                              <w:spacing w:after="0"/>
+                              <w:rPr>
+                                <w:sz w:val="24"/>
+                                <w:szCs w:val="24"/>
+                              </w:rPr>
+                            </w:pPr>
+                            <w:r>
+                              <w:rPr>
+                                <w:sz w:val="24"/>
+                                <w:szCs w:val="24"/>
+                              </w:rPr>
+                              <w:t>Switch(config-</w:t>
+                            </w:r>
+                            <w:proofErr w:type="gramStart"/>
+                            <w:r>
+                              <w:rPr>
+                                <w:sz w:val="24"/>
+                                <w:szCs w:val="24"/>
+                              </w:rPr>
+                              <w:t>if</w:t>
+                            </w:r>
+                            <w:r>
+                              <w:rPr>
+                                <w:sz w:val="24"/>
+                                <w:szCs w:val="24"/>
+                              </w:rPr>
+                              <w:t>)#</w:t>
+                            </w:r>
+                            <w:proofErr w:type="gramEnd"/>
+                            <w:r>
+                              <w:rPr>
+                                <w:sz w:val="24"/>
+                                <w:szCs w:val="24"/>
+                              </w:rPr>
+                              <w:t xml:space="preserve"> Switchport access </w:t>
+                            </w:r>
+                            <w:proofErr w:type="spellStart"/>
+                            <w:r>
+                              <w:rPr>
+                                <w:sz w:val="24"/>
+                                <w:szCs w:val="24"/>
+                              </w:rPr>
+                              <w:t>vlan</w:t>
+                            </w:r>
+                            <w:proofErr w:type="spellEnd"/>
+                            <w:r>
+                              <w:rPr>
+                                <w:sz w:val="24"/>
+                                <w:szCs w:val="24"/>
+                              </w:rPr>
+                              <w:t xml:space="preserve"> 10</w:t>
+                            </w:r>
+                          </w:p>
+                          <w:p>
+                            <w:pPr>
+                              <w:spacing w:after="0"/>
+                              <w:rPr>
+                                <w:sz w:val="24"/>
+                                <w:szCs w:val="24"/>
+                              </w:rPr>
+                            </w:pPr>
+                            <w:r>
+                              <w:rPr>
+                                <w:sz w:val="24"/>
+                                <w:szCs w:val="24"/>
+                              </w:rPr>
+                              <w:t>Switch(config-</w:t>
+                            </w:r>
+                            <w:proofErr w:type="spellStart"/>
+                            <w:proofErr w:type="gramStart"/>
+                            <w:r>
+                              <w:rPr>
+                                <w:sz w:val="24"/>
+                                <w:szCs w:val="24"/>
+                              </w:rPr>
+                              <w:t>vlan</w:t>
+                            </w:r>
+                            <w:proofErr w:type="spellEnd"/>
+                            <w:r>
+                              <w:rPr>
+                                <w:sz w:val="24"/>
+                                <w:szCs w:val="24"/>
+                              </w:rPr>
+                              <w:t>)#</w:t>
+                            </w:r>
+                            <w:proofErr w:type="gramEnd"/>
+                            <w:r>
+                              <w:rPr>
+                                <w:sz w:val="24"/>
+                                <w:szCs w:val="24"/>
+                              </w:rPr>
+                              <w:t>exit</w:t>
+                            </w:r>
+                          </w:p>
+                          <w:p>
+                            <w:pPr>
+                              <w:spacing w:after="0"/>
+                              <w:rPr>
+                                <w:sz w:val="24"/>
+                                <w:szCs w:val="24"/>
+                                <w:lang w:val="en-US"/>
+                              </w:rPr>
+                            </w:pPr>
+                          </w:p>
+                          <w:p>
+                            <w:pPr>
+                              <w:spacing w:after="0"/>
+                              <w:rPr>
+                                <w:sz w:val="24"/>
+                                <w:szCs w:val="24"/>
+                              </w:rPr>
+                            </w:pPr>
+                            <w:r>
+                              <w:rPr>
+                                <w:sz w:val="24"/>
+                                <w:szCs w:val="24"/>
+                              </w:rPr>
+                              <w:t>Switch(config)#interface Fa0/</w:t>
+                            </w:r>
+                            <w:r>
+                              <w:rPr>
+                                <w:sz w:val="24"/>
+                                <w:szCs w:val="24"/>
+                              </w:rPr>
+                              <w:t>2</w:t>
+                            </w:r>
+                          </w:p>
+                          <w:p>
+                            <w:pPr>
+                              <w:spacing w:after="0"/>
+                              <w:rPr>
+                                <w:sz w:val="24"/>
+                                <w:szCs w:val="24"/>
+                              </w:rPr>
+                            </w:pPr>
+                            <w:r>
+                              <w:rPr>
+                                <w:sz w:val="24"/>
+                                <w:szCs w:val="24"/>
+                              </w:rPr>
+                              <w:t>Switch(config-</w:t>
+                            </w:r>
+                            <w:proofErr w:type="gramStart"/>
+                            <w:r>
+                              <w:rPr>
+                                <w:sz w:val="24"/>
+                                <w:szCs w:val="24"/>
+                              </w:rPr>
+                              <w:t>if</w:t>
+                            </w:r>
+                            <w:r>
+                              <w:rPr>
+                                <w:sz w:val="24"/>
+                                <w:szCs w:val="24"/>
+                              </w:rPr>
+                              <w:t>)#</w:t>
+                            </w:r>
+                            <w:proofErr w:type="gramEnd"/>
+                            <w:r>
+                              <w:rPr>
+                                <w:sz w:val="24"/>
+                                <w:szCs w:val="24"/>
+                              </w:rPr>
+                              <w:t xml:space="preserve"> Switchport access </w:t>
+                            </w:r>
+                            <w:proofErr w:type="spellStart"/>
+                            <w:r>
+                              <w:rPr>
+                                <w:sz w:val="24"/>
+                                <w:szCs w:val="24"/>
+                              </w:rPr>
+                              <w:t>vlan</w:t>
+                            </w:r>
+                            <w:proofErr w:type="spellEnd"/>
+                            <w:r>
+                              <w:rPr>
+                                <w:sz w:val="24"/>
+                                <w:szCs w:val="24"/>
+                              </w:rPr>
+                              <w:t xml:space="preserve"> </w:t>
+                            </w:r>
+                            <w:r>
+                              <w:rPr>
+                                <w:sz w:val="24"/>
+                                <w:szCs w:val="24"/>
+                              </w:rPr>
+                              <w:t>2</w:t>
+                            </w:r>
+                            <w:r>
+                              <w:rPr>
+                                <w:sz w:val="24"/>
+                                <w:szCs w:val="24"/>
+                              </w:rPr>
+                              <w:t>0</w:t>
+                            </w:r>
+                          </w:p>
+                          <w:p>
+                            <w:pPr>
+                              <w:spacing w:after="0"/>
+                              <w:rPr>
+                                <w:sz w:val="24"/>
+                                <w:szCs w:val="24"/>
+                              </w:rPr>
+                            </w:pPr>
+                            <w:r>
+                              <w:rPr>
+                                <w:sz w:val="24"/>
+                                <w:szCs w:val="24"/>
+                              </w:rPr>
+                              <w:t>Switch(config-</w:t>
+                            </w:r>
+                            <w:proofErr w:type="spellStart"/>
+                            <w:proofErr w:type="gramStart"/>
+                            <w:r>
+                              <w:rPr>
+                                <w:sz w:val="24"/>
+                                <w:szCs w:val="24"/>
+                              </w:rPr>
+                              <w:t>vlan</w:t>
+                            </w:r>
+                            <w:proofErr w:type="spellEnd"/>
+                            <w:r>
+                              <w:rPr>
+                                <w:sz w:val="24"/>
+                                <w:szCs w:val="24"/>
+                              </w:rPr>
+                              <w:t>)#</w:t>
+                            </w:r>
+                            <w:proofErr w:type="gramEnd"/>
+                            <w:r>
+                              <w:rPr>
+                                <w:sz w:val="24"/>
+                                <w:szCs w:val="24"/>
+                              </w:rPr>
+                              <w:t>exit</w:t>
+                            </w:r>
+                          </w:p>
+                          <w:p>
+                            <w:pPr>
+                              <w:spacing w:after="0"/>
+                              <w:rPr>
+                                <w:sz w:val="24"/>
+                                <w:szCs w:val="24"/>
+                                <w:lang w:val="en-US"/>
+                              </w:rPr>
+                            </w:pPr>
+                          </w:p>
+                          <w:p>
+                            <w:pPr>
+                              <w:spacing w:after="0"/>
+                              <w:rPr>
+                                <w:sz w:val="24"/>
+                                <w:szCs w:val="24"/>
+                              </w:rPr>
+                            </w:pPr>
+                            <w:r>
+                              <w:rPr>
+                                <w:sz w:val="24"/>
+                                <w:szCs w:val="24"/>
+                              </w:rPr>
+                              <w:t>Switch(config)#interface Fa0/</w:t>
+                            </w:r>
+                            <w:r>
+                              <w:rPr>
+                                <w:sz w:val="24"/>
+                                <w:szCs w:val="24"/>
+                              </w:rPr>
+                              <w:t>1</w:t>
+                            </w:r>
+                          </w:p>
+                          <w:p>
+                            <w:pPr>
+                              <w:spacing w:after="0"/>
+                              <w:rPr>
+                                <w:sz w:val="24"/>
+                                <w:szCs w:val="24"/>
+                              </w:rPr>
+                            </w:pPr>
+                            <w:r>
+                              <w:rPr>
+                                <w:sz w:val="24"/>
+                                <w:szCs w:val="24"/>
+                              </w:rPr>
+                              <w:t>Switch(config-</w:t>
+                            </w:r>
+                            <w:proofErr w:type="gramStart"/>
+                            <w:r>
+                              <w:rPr>
+                                <w:sz w:val="24"/>
+                                <w:szCs w:val="24"/>
+                              </w:rPr>
+                              <w:t>if</w:t>
+                            </w:r>
+                            <w:r>
+                              <w:rPr>
+                                <w:sz w:val="24"/>
+                                <w:szCs w:val="24"/>
+                              </w:rPr>
+                              <w:t>)#</w:t>
+                            </w:r>
+                            <w:proofErr w:type="gramEnd"/>
+                            <w:r>
+                              <w:rPr>
+                                <w:sz w:val="24"/>
+                                <w:szCs w:val="24"/>
+                              </w:rPr>
+                              <w:t xml:space="preserve"> Switchport access </w:t>
+                            </w:r>
+                            <w:proofErr w:type="spellStart"/>
+                            <w:r>
+                              <w:rPr>
+                                <w:sz w:val="24"/>
+                                <w:szCs w:val="24"/>
+                              </w:rPr>
+                              <w:t>vlan</w:t>
+                            </w:r>
+                            <w:proofErr w:type="spellEnd"/>
+                            <w:r>
+                              <w:rPr>
+                                <w:sz w:val="24"/>
+                                <w:szCs w:val="24"/>
+                              </w:rPr>
+                              <w:t xml:space="preserve"> </w:t>
+                            </w:r>
+                            <w:r>
+                              <w:rPr>
+                                <w:sz w:val="24"/>
+                                <w:szCs w:val="24"/>
+                              </w:rPr>
+                              <w:t>2</w:t>
+                            </w:r>
+                            <w:r>
+                              <w:rPr>
+                                <w:sz w:val="24"/>
+                                <w:szCs w:val="24"/>
+                              </w:rPr>
+                              <w:t>0</w:t>
+                            </w:r>
+                          </w:p>
+                          <w:p>
+                            <w:pPr>
+                              <w:spacing w:after="0"/>
+                              <w:rPr>
+                                <w:sz w:val="24"/>
+                                <w:szCs w:val="24"/>
+                              </w:rPr>
+                            </w:pPr>
+                            <w:r>
+                              <w:rPr>
+                                <w:sz w:val="24"/>
+                                <w:szCs w:val="24"/>
+                              </w:rPr>
+                              <w:t>Switch(config-</w:t>
+                            </w:r>
+                            <w:proofErr w:type="spellStart"/>
+                            <w:proofErr w:type="gramStart"/>
+                            <w:r>
+                              <w:rPr>
+                                <w:sz w:val="24"/>
+                                <w:szCs w:val="24"/>
+                              </w:rPr>
+                              <w:t>vlan</w:t>
+                            </w:r>
+                            <w:proofErr w:type="spellEnd"/>
+                            <w:r>
+                              <w:rPr>
+                                <w:sz w:val="24"/>
+                                <w:szCs w:val="24"/>
+                              </w:rPr>
+                              <w:t>)#</w:t>
+                            </w:r>
+                            <w:proofErr w:type="gramEnd"/>
+                            <w:r>
+                              <w:rPr>
+                                <w:sz w:val="24"/>
+                                <w:szCs w:val="24"/>
+                              </w:rPr>
+                              <w:t>exit</w:t>
+                            </w:r>
+                          </w:p>
+                          <w:p>
+                            <w:pPr>
+                              <w:spacing w:after="0"/>
+                              <w:rPr>
+                                <w:sz w:val="24"/>
+                                <w:szCs w:val="24"/>
+                                <w:lang w:val="en-US"/>
+                              </w:rPr>
+                            </w:pPr>
+                          </w:p>
+                        </w:txbxContent>
+                      </wps:txbx>
+                      <wps:bodyPr rot="0" spcFirstLastPara="0" vertOverflow="overflow" horzOverflow="overflow" vert="horz" wrap="square" lIns="91440" tIns="45720" rIns="91440" bIns="45720" numCol="1" spcCol="0" rtlCol="0" fromWordArt="0" anchor="t" anchorCtr="0" forceAA="0" compatLnSpc="1">
+                        <a:prstTxWarp prst="textNoShape">
+                          <a:avLst/>
+                        </a:prstTxWarp>
+                        <a:noAutofit/>
+                      </wps:bodyPr>
+                    </wps:wsp>
+                  </a:graphicData>
+                </a:graphic>
+                <wp14:sizeRelH relativeFrom="margin">
+                  <wp14:pctWidth>0</wp14:pctWidth>
+                </wp14:sizeRelH>
+                <wp14:sizeRelV relativeFrom="margin">
+                  <wp14:pctHeight>0</wp14:pctHeight>
+                </wp14:sizeRelV>
+              </wp:anchor>
+            </w:drawing>
+          </mc:Choice>
+          <mc:Fallback>
+            <w:pict>
+              <v:shapetype w14:anchorId="51437B22" id="_x0000_t202" coordsize="21600,21600" o:spt="202" path="m,l,21600r21600,l21600,xe">
+                <v:stroke joinstyle="miter"/>
+                <v:path gradientshapeok="t" o:connecttype="rect"/>
+              </v:shapetype>
+              <v:shape id="Text Box 3" o:spid="_x0000_s1026" type="#_x0000_t202" style="position:absolute;margin-left:242.15pt;margin-top:183.6pt;width:301.3pt;height:275.55pt;z-index:251659264;visibility:visible;mso-wrap-style:square;mso-width-percent:0;mso-height-percent:0;mso-wrap-distance-left:9pt;mso-wrap-distance-top:0;mso-wrap-distance-right:9pt;mso-wrap-distance-bottom:0;mso-position-horizontal:absolute;mso-position-horizontal-relative:text;mso-position-vertical:absolute;mso-position-vertical-relative:text;mso-width-percent:0;mso-height-percent:0;mso-width-relative:margin;mso-height-relative:margin;v-text-anchor:top" o:gfxdata="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" fillcolor="white [3201]" strokeweight=".5pt">
+                <v:textbox>
+                  <w:txbxContent>
+                    <w:p>
+                      <w:pPr>
+                        <w:spacing w:after="0"/>
+                        <w:rPr>
+                          <w:sz w:val="24"/>
+                          <w:szCs w:val="24"/>
+                        </w:rPr>
+                      </w:pPr>
+                      <w:r>
+                        <w:rPr>
+                          <w:sz w:val="24"/>
+                          <w:szCs w:val="24"/>
+                          <w:lang w:val="en-US"/>
+                        </w:rPr>
+                        <w:t xml:space="preserve">Assign </w:t>
+                      </w:r>
+                      <w:proofErr w:type="spellStart"/>
+                      <w:r>
+                        <w:rPr>
+                          <w:sz w:val="24"/>
+                          <w:szCs w:val="24"/>
+                          <w:lang w:val="en-US"/>
+                        </w:rPr>
+                        <w:t>vlan</w:t>
+                      </w:r>
+                      <w:proofErr w:type="spellEnd"/>
+                      <w:r>
+                        <w:rPr>
+                          <w:sz w:val="24"/>
+                          <w:szCs w:val="24"/>
+                          <w:lang w:val="en-US"/>
+                        </w:rPr>
+                        <w:t xml:space="preserve"> to particular port:</w:t>
+                      </w:r>
+                      <w:r>
+                        <w:rPr>
+                          <w:sz w:val="24"/>
+                          <w:szCs w:val="24"/>
+                          <w:lang w:val="en-US"/>
+                        </w:rPr>
+                        <w:br/>
+                      </w:r>
+                      <w:r>
+                        <w:rPr>
+                          <w:sz w:val="24"/>
+                          <w:szCs w:val="24"/>
+                        </w:rPr>
+                        <w:t>Switch(config)#</w:t>
+                      </w:r>
+                      <w:r>
+                        <w:rPr>
+                          <w:sz w:val="24"/>
+                          <w:szCs w:val="24"/>
+                        </w:rPr>
+                        <w:t>interface Fa0/3</w:t>
+                      </w:r>
+                    </w:p>
+                    <w:p>
+                      <w:pPr>
+                        <w:spacing w:after="0"/>
+                        <w:rPr>
+                          <w:sz w:val="24"/>
+                          <w:szCs w:val="24"/>
+                        </w:rPr>
+                      </w:pPr>
+                      <w:r>
+                        <w:rPr>
+                          <w:sz w:val="24"/>
+                          <w:szCs w:val="24"/>
+                        </w:rPr>
+                        <w:t>Switch(config-</w:t>
+                      </w:r>
+                      <w:proofErr w:type="gramStart"/>
+                      <w:r>
+                        <w:rPr>
+                          <w:sz w:val="24"/>
+                          <w:szCs w:val="24"/>
+                        </w:rPr>
+                        <w:t>if</w:t>
+                      </w:r>
+                      <w:r>
+                        <w:rPr>
+                          <w:sz w:val="24"/>
+                          <w:szCs w:val="24"/>
+                        </w:rPr>
+                        <w:t>)#</w:t>
+                      </w:r>
+                      <w:proofErr w:type="gramEnd"/>
+                      <w:r>
+                        <w:rPr>
+                          <w:sz w:val="24"/>
+                          <w:szCs w:val="24"/>
+                        </w:rPr>
+                        <w:t xml:space="preserve"> Switchport access </w:t>
+                      </w:r>
+                      <w:proofErr w:type="spellStart"/>
+                      <w:r>
+                        <w:rPr>
+                          <w:sz w:val="24"/>
+                          <w:szCs w:val="24"/>
+                        </w:rPr>
+                        <w:t>vlan</w:t>
+                      </w:r>
+                      <w:proofErr w:type="spellEnd"/>
+                      <w:r>
+                        <w:rPr>
+                          <w:sz w:val="24"/>
+                          <w:szCs w:val="24"/>
+                        </w:rPr>
+                        <w:t xml:space="preserve"> 10</w:t>
+                      </w:r>
+                    </w:p>
+                    <w:p>
+                      <w:pPr>
+                        <w:spacing w:after="0"/>
+                        <w:rPr>
+                          <w:sz w:val="24"/>
+                          <w:szCs w:val="24"/>
+                        </w:rPr>
+                      </w:pPr>
+                      <w:r>
+                        <w:rPr>
+                          <w:sz w:val="24"/>
+                          <w:szCs w:val="24"/>
+                        </w:rPr>
+                        <w:t>Switch(config-</w:t>
+                      </w:r>
+                      <w:proofErr w:type="spellStart"/>
+                      <w:proofErr w:type="gramStart"/>
+                      <w:r>
+                        <w:rPr>
+                          <w:sz w:val="24"/>
+                          <w:szCs w:val="24"/>
+                        </w:rPr>
+                        <w:t>vlan</w:t>
+                      </w:r>
+                      <w:proofErr w:type="spellEnd"/>
+                      <w:r>
+                        <w:rPr>
+                          <w:sz w:val="24"/>
+                          <w:szCs w:val="24"/>
+                        </w:rPr>
+                        <w:t>)#</w:t>
+                      </w:r>
+                      <w:proofErr w:type="gramEnd"/>
+                      <w:r>
+                        <w:rPr>
+                          <w:sz w:val="24"/>
+                          <w:szCs w:val="24"/>
+                        </w:rPr>
+                        <w:t>exit</w:t>
+                      </w:r>
+                    </w:p>
+                    <w:p>
+                      <w:pPr>
+                        <w:spacing w:after="0"/>
+                        <w:rPr>
+                          <w:sz w:val="24"/>
+                          <w:szCs w:val="24"/>
+                          <w:lang w:val="en-US"/>
+                        </w:rPr>
+                      </w:pPr>
+                    </w:p>
+                    <w:p>
+                      <w:pPr>
+                        <w:spacing w:after="0"/>
+                        <w:rPr>
+                          <w:sz w:val="24"/>
+                          <w:szCs w:val="24"/>
+                        </w:rPr>
+                      </w:pPr>
+                      <w:r>
+                        <w:rPr>
+                          <w:sz w:val="24"/>
+                          <w:szCs w:val="24"/>
+                        </w:rPr>
+                        <w:t>Switch(config)#interface Fa0/</w:t>
+                      </w:r>
+                      <w:r>
+                        <w:rPr>
+                          <w:sz w:val="24"/>
+                          <w:szCs w:val="24"/>
+                        </w:rPr>
+                        <w:t>4</w:t>
+                      </w:r>
+                    </w:p>
+                    <w:p>
+                      <w:pPr>
+                        <w:spacing w:after="0"/>
+                        <w:rPr>
+                          <w:sz w:val="24"/>
+                          <w:szCs w:val="24"/>
+                        </w:rPr>
+                      </w:pPr>
+                      <w:r>
+                        <w:rPr>
+                          <w:sz w:val="24"/>
+                          <w:szCs w:val="24"/>
+                        </w:rPr>
+                        <w:t>Switch(config-</w:t>
+                      </w:r>
+                      <w:proofErr w:type="gramStart"/>
+                      <w:r>
+                        <w:rPr>
+                          <w:sz w:val="24"/>
+                          <w:szCs w:val="24"/>
+                        </w:rPr>
+                        <w:t>if</w:t>
+                      </w:r>
+                      <w:r>
+                        <w:rPr>
+                          <w:sz w:val="24"/>
+                          <w:szCs w:val="24"/>
+                        </w:rPr>
+                        <w:t>)#</w:t>
+                      </w:r>
+                      <w:proofErr w:type="gramEnd"/>
+                      <w:r>
+                        <w:rPr>
+                          <w:sz w:val="24"/>
+                          <w:szCs w:val="24"/>
+                        </w:rPr>
+                        <w:t xml:space="preserve"> Switchport access </w:t>
+                      </w:r>
+                      <w:proofErr w:type="spellStart"/>
+                      <w:r>
+                        <w:rPr>
+                          <w:sz w:val="24"/>
+                          <w:szCs w:val="24"/>
+                        </w:rPr>
+                        <w:t>vlan</w:t>
+                      </w:r>
+                      <w:proofErr w:type="spellEnd"/>
+                      <w:r>
+                        <w:rPr>
+                          <w:sz w:val="24"/>
+                          <w:szCs w:val="24"/>
+                        </w:rPr>
+                        <w:t xml:space="preserve"> 10</w:t>
+                      </w:r>
+                    </w:p>
+                    <w:p>
+                      <w:pPr>
+                        <w:spacing w:after="0"/>
+                        <w:rPr>
+                          <w:sz w:val="24"/>
+                          <w:szCs w:val="24"/>
+                        </w:rPr>
+                      </w:pPr>
+                      <w:r>
+                        <w:rPr>
+                          <w:sz w:val="24"/>
+                          <w:szCs w:val="24"/>
+                        </w:rPr>
+                        <w:t>Switch(config-</w:t>
+                      </w:r>
+                      <w:proofErr w:type="spellStart"/>
+                      <w:proofErr w:type="gramStart"/>
+                      <w:r>
+                        <w:rPr>
+                          <w:sz w:val="24"/>
+                          <w:szCs w:val="24"/>
+                        </w:rPr>
+                        <w:t>vlan</w:t>
+                      </w:r>
+                      <w:proofErr w:type="spellEnd"/>
+                      <w:r>
+                        <w:rPr>
+                          <w:sz w:val="24"/>
+                          <w:szCs w:val="24"/>
+                        </w:rPr>
+                        <w:t>)#</w:t>
+                      </w:r>
+                      <w:proofErr w:type="gramEnd"/>
+                      <w:r>
+                        <w:rPr>
+                          <w:sz w:val="24"/>
+                          <w:szCs w:val="24"/>
+                        </w:rPr>
+                        <w:t>exit</w:t>
+                      </w:r>
+                    </w:p>
+                    <w:p>
+                      <w:pPr>
+                        <w:spacing w:after="0"/>
+                        <w:rPr>
+                          <w:sz w:val="24"/>
+                          <w:szCs w:val="24"/>
+                          <w:lang w:val="en-US"/>
+                        </w:rPr>
+                      </w:pPr>
+                    </w:p>
+                    <w:p>
+                      <w:pPr>
+                        <w:spacing w:after="0"/>
+                        <w:rPr>
+                          <w:sz w:val="24"/>
+                          <w:szCs w:val="24"/>
+                        </w:rPr>
+                      </w:pPr>
+                      <w:r>
+                        <w:rPr>
+                          <w:sz w:val="24"/>
+                          <w:szCs w:val="24"/>
+                        </w:rPr>
+                        <w:t>Switch(config)#interface Fa0/</w:t>
+                      </w:r>
+                      <w:r>
+                        <w:rPr>
+                          <w:sz w:val="24"/>
+                          <w:szCs w:val="24"/>
+                        </w:rPr>
+                        <w:t>2</w:t>
+                      </w:r>
+                    </w:p>
+                    <w:p>
+                      <w:pPr>
+                        <w:spacing w:after="0"/>
+                        <w:rPr>
+                          <w:sz w:val="24"/>
+                          <w:szCs w:val="24"/>
+                        </w:rPr>
+                      </w:pPr>
+                      <w:r>
+                        <w:rPr>
+                          <w:sz w:val="24"/>
+                          <w:szCs w:val="24"/>
+                        </w:rPr>
+                        <w:t>Switch(config-</w:t>
+                      </w:r>
+                      <w:proofErr w:type="gramStart"/>
+                      <w:r>
+                        <w:rPr>
+                          <w:sz w:val="24"/>
+                          <w:szCs w:val="24"/>
+                        </w:rPr>
+                        <w:t>if</w:t>
+                      </w:r>
+                      <w:r>
+                        <w:rPr>
+                          <w:sz w:val="24"/>
+                          <w:szCs w:val="24"/>
+                        </w:rPr>
+                        <w:t>)#</w:t>
+                      </w:r>
+                      <w:proofErr w:type="gramEnd"/>
+                      <w:r>
+                        <w:rPr>
+                          <w:sz w:val="24"/>
+                          <w:szCs w:val="24"/>
+                        </w:rPr>
+                        <w:t xml:space="preserve"> Switchport access </w:t>
+                      </w:r>
+                      <w:proofErr w:type="spellStart"/>
+                      <w:r>
+                        <w:rPr>
+                          <w:sz w:val="24"/>
+                          <w:szCs w:val="24"/>
+                        </w:rPr>
+                        <w:t>vlan</w:t>
+                      </w:r>
+                      <w:proofErr w:type="spellEnd"/>
+                      <w:r>
+                        <w:rPr>
+                          <w:sz w:val="24"/>
+                          <w:szCs w:val="24"/>
+                        </w:rPr>
+                        <w:t xml:space="preserve"> </w:t>
+                      </w:r>
+                      <w:r>
+                        <w:rPr>
+                          <w:sz w:val="24"/>
+                          <w:szCs w:val="24"/>
+                        </w:rPr>
+                        <w:t>2</w:t>
+                      </w:r>
+                      <w:r>
+                        <w:rPr>
+                          <w:sz w:val="24"/>
+                          <w:szCs w:val="24"/>
+                        </w:rPr>
+                        <w:t>0</w:t>
+                      </w:r>
+                    </w:p>
+                    <w:p>
+                      <w:pPr>
+                        <w:spacing w:after="0"/>
+                        <w:rPr>
+                          <w:sz w:val="24"/>
+                          <w:szCs w:val="24"/>
+                        </w:rPr>
+                      </w:pPr>
+                      <w:r>
+                        <w:rPr>
+                          <w:sz w:val="24"/>
+                          <w:szCs w:val="24"/>
+                        </w:rPr>
+                        <w:t>Switch(config-</w:t>
+                      </w:r>
+                      <w:proofErr w:type="spellStart"/>
+                      <w:proofErr w:type="gramStart"/>
+                      <w:r>
+                        <w:rPr>
+                          <w:sz w:val="24"/>
+                          <w:szCs w:val="24"/>
+                        </w:rPr>
+                        <w:t>vlan</w:t>
+                      </w:r>
+                      <w:proofErr w:type="spellEnd"/>
+                      <w:r>
+                        <w:rPr>
+                          <w:sz w:val="24"/>
+                          <w:szCs w:val="24"/>
+                        </w:rPr>
+                        <w:t>)#</w:t>
+                      </w:r>
+                      <w:proofErr w:type="gramEnd"/>
+                      <w:r>
+                        <w:rPr>
+                          <w:sz w:val="24"/>
+                          <w:szCs w:val="24"/>
+                        </w:rPr>
+                        <w:t>exit</w:t>
+                      </w:r>
+                    </w:p>
+                    <w:p>
+                      <w:pPr>
+                        <w:spacing w:after="0"/>
+                        <w:rPr>
+                          <w:sz w:val="24"/>
+                          <w:szCs w:val="24"/>
+                          <w:lang w:val="en-US"/>
+                        </w:rPr>
+                      </w:pPr>
+                    </w:p>
+                    <w:p>
+                      <w:pPr>
+                        <w:spacing w:after="0"/>
+                        <w:rPr>
+                          <w:sz w:val="24"/>
+                          <w:szCs w:val="24"/>
+                        </w:rPr>
+                      </w:pPr>
+                      <w:r>
+                        <w:rPr>
+                          <w:sz w:val="24"/>
+                          <w:szCs w:val="24"/>
+                        </w:rPr>
+                        <w:t>Switch(config)#interface Fa0/</w:t>
+                      </w:r>
+                      <w:r>
+                        <w:rPr>
+                          <w:sz w:val="24"/>
+                          <w:szCs w:val="24"/>
+                        </w:rPr>
+                        <w:t>1</w:t>
+                      </w:r>
+                    </w:p>
+                    <w:p>
+                      <w:pPr>
+                        <w:spacing w:after="0"/>
+                        <w:rPr>
+                          <w:sz w:val="24"/>
+                          <w:szCs w:val="24"/>
+                        </w:rPr>
+                      </w:pPr>
+                      <w:r>
+                        <w:rPr>
+                          <w:sz w:val="24"/>
+                          <w:szCs w:val="24"/>
+                        </w:rPr>
+                        <w:t>Switch(config-</w:t>
+                      </w:r>
+                      <w:proofErr w:type="gramStart"/>
+                      <w:r>
+                        <w:rPr>
+                          <w:sz w:val="24"/>
+                          <w:szCs w:val="24"/>
+                        </w:rPr>
+                        <w:t>if</w:t>
+                      </w:r>
+                      <w:r>
+                        <w:rPr>
+                          <w:sz w:val="24"/>
+                          <w:szCs w:val="24"/>
+                        </w:rPr>
+                        <w:t>)#</w:t>
+                      </w:r>
+                      <w:proofErr w:type="gramEnd"/>
+                      <w:r>
+                        <w:rPr>
+                          <w:sz w:val="24"/>
+                          <w:szCs w:val="24"/>
+                        </w:rPr>
+                        <w:t xml:space="preserve"> Switchport access </w:t>
+                      </w:r>
+                      <w:proofErr w:type="spellStart"/>
+                      <w:r>
+                        <w:rPr>
+                          <w:sz w:val="24"/>
+                          <w:szCs w:val="24"/>
+                        </w:rPr>
+                        <w:t>vlan</w:t>
+                      </w:r>
+                      <w:proofErr w:type="spellEnd"/>
+                      <w:r>
+                        <w:rPr>
+                          <w:sz w:val="24"/>
+                          <w:szCs w:val="24"/>
+                        </w:rPr>
+                        <w:t xml:space="preserve"> </w:t>
+                      </w:r>
+                      <w:r>
+                        <w:rPr>
+                          <w:sz w:val="24"/>
+                          <w:szCs w:val="24"/>
+                        </w:rPr>
+                        <w:t>2</w:t>
+                      </w:r>
+                      <w:r>
+                        <w:rPr>
+                          <w:sz w:val="24"/>
+                          <w:szCs w:val="24"/>
+                        </w:rPr>
+                        <w:t>0</w:t>
+                      </w:r>
+                    </w:p>
+                    <w:p>
+                      <w:pPr>
+                        <w:spacing w:after="0"/>
+                        <w:rPr>
+                          <w:sz w:val="24"/>
+                          <w:szCs w:val="24"/>
+                        </w:rPr>
+                      </w:pPr>
+                      <w:r>
+                        <w:rPr>
+                          <w:sz w:val="24"/>
+                          <w:szCs w:val="24"/>
+                        </w:rPr>
+                        <w:t>Switch(config-</w:t>
+                      </w:r>
+                      <w:proofErr w:type="spellStart"/>
+                      <w:proofErr w:type="gramStart"/>
+                      <w:r>
+                        <w:rPr>
+                          <w:sz w:val="24"/>
+                          <w:szCs w:val="24"/>
+                        </w:rPr>
+                        <w:t>vlan</w:t>
+                      </w:r>
+                      <w:proofErr w:type="spellEnd"/>
+                      <w:r>
+                        <w:rPr>
+                          <w:sz w:val="24"/>
+                          <w:szCs w:val="24"/>
+                        </w:rPr>
+                        <w:t>)#</w:t>
+                      </w:r>
+                      <w:proofErr w:type="gramEnd"/>
+                      <w:r>
+                        <w:rPr>
+                          <w:sz w:val="24"/>
+                          <w:szCs w:val="24"/>
+                        </w:rPr>
+                        <w:t>exit</w:t>
+                      </w:r>
+                    </w:p>
+                    <w:p>
+                      <w:pPr>
+                        <w:spacing w:after="0"/>
+                        <w:rPr>
+                          <w:sz w:val="24"/>
+                          <w:szCs w:val="24"/>
+                          <w:lang w:val="en-US"/>
+                        </w:rPr>
+                      </w:pPr>
+                    </w:p>
+                  </w:txbxContent>
+                </v:textbox>
+              </v:shape>
+            </w:pict>
+          </mc:Fallback>
+        </mc:AlternateContent>
+      </w:r>
+      <w:r>
+        <w:rPr>
+          <w:noProof/>
+          <w:lang w:val="en-US"/>
+        </w:rPr>
+        <w:t xml:space="preserve">                                             </w:t>
+      </w:r>
+      <w:r>
+        <w:rPr>
+          <w:noProof/>
+          <w:lang w:val="en-US"/>
+        </w:rPr>
+        <w:drawing>
+          <wp:inline distT="0" distB="0" distL="0" distR="0" wp14:anchorId="2B728911" wp14:editId="64010FF7">
+            <wp:extent cx="3401291" cy="1936483"/>
+            <wp:effectExtent l="0" t="0" r="8890" b="6985"/>
+            <wp:docPr id="646792647" name="Picture 1"/>
+            <wp:cNvGraphicFramePr>
+              <a:graphicFrameLocks xmlns:a="http://schemas.openxmlformats.org/drawingml/2006/main" noChangeAspect="1"/>
+            </wp:cNvGraphicFramePr>
+            <a:graphic xmlns:a="http://schemas.openxmlformats.org/drawingml/2006/main">
+              <a:graphicData uri="http://schemas.openxmlformats.org/drawingml/2006/picture">
+                <pic:pic xmlns:pic="http://schemas.openxmlformats.org/drawingml/2006/picture">
+                  <pic:nvPicPr>
+                    <pic:cNvPr id="646792647" name=""/>
+                    <pic:cNvPicPr/>
+                  </pic:nvPicPr>
+                  <pic:blipFill>
+                    <a:blip r:embed="rId14"/>
+                    <a:stretch>
+                      <a:fillRect/>
+                    </a:stretch>
+                  </pic:blipFill>
+                  <pic:spPr>
+                    <a:xfrm>
+                      <a:off x="0" y="0"/>
+                      <a:ext cx="3430256" cy="1952974"/>
+                    </a:xfrm>
+                    <a:prstGeom prst="rect">
+                      <a:avLst/>
+                    </a:prstGeom>
+                  </pic:spPr>
+                </pic:pic>
+              </a:graphicData>
+            </a:graphic>
+          </wp:inline>
+        </w:drawing>
+      </w:r>
+      <w:r>
+        <w:rPr>
+          <w:lang w:val="en-US"/>
+        </w:rPr>
+        <w:t xml:space="preserve"> </w:t>
+      </w:r>
+      <w:r>
+        <w:rPr>
+          <w:lang w:val="en-US"/>
+        </w:rPr>
+        <w:br/>
+      </w:r>
+      <w:r>
+        <w:rPr>
+          <w:lang w:val="en-US"/>
+        </w:rPr>
+        <w:br/>
+      </w:r>
+      <w:r>
+        <w:rPr>
+          <w:sz w:val="32"/>
+          <w:szCs w:val="32"/>
+        </w:rPr>
+        <w:t>mac address-table:</w:t>
+      </w:r>
+      <w:r>
+        <w:rPr>
+          <w:sz w:val="32"/>
+          <w:szCs w:val="32"/>
+        </w:rPr>
+        <w:br/>
+        <w:t>show mac address-table</w:t>
+      </w:r>
+      <w:r>
+        <w:rPr>
+          <w:sz w:val="32"/>
+          <w:szCs w:val="32"/>
+        </w:rPr>
+        <w:br/>
+      </w:r>
+      <w:r>
+        <w:rPr>
+          <w:sz w:val="32"/>
+          <w:szCs w:val="32"/>
+        </w:rPr>
+        <w:br/>
+      </w:r>
+      <w:r>
+        <w:rPr>
+          <w:sz w:val="32"/>
+          <w:szCs w:val="32"/>
+        </w:rPr>
+        <w:t>Commands used to create VLAN</w:t>
+      </w:r>
+      <w:r>
+        <w:rPr>
+          <w:sz w:val="32"/>
+          <w:szCs w:val="32"/>
+        </w:rPr>
+        <w:t>:</w:t>
+      </w:r>
+      <w:r>
+        <w:rPr>
+          <w:sz w:val="32"/>
+          <w:szCs w:val="32"/>
+        </w:rPr>
+        <w:br/>
+      </w:r>
+      <w:r>
+        <w:rPr>
+          <w:sz w:val="24"/>
+          <w:szCs w:val="24"/>
+        </w:rPr>
+        <w:t>Switch(config)#vlan 10</w:t>
+      </w:r>
+    </w:p>
+    <w:p>
+      <w:pPr>
+        <w:rPr>
+          <w:sz w:val="24"/>
+          <w:szCs w:val="24"/>
+        </w:rPr>
+      </w:pPr>
+      <w:r>
+        <w:rPr>
+          <w:sz w:val="24"/>
+          <w:szCs w:val="24"/>
+        </w:rPr>
+        <w:t>Switch(config-</w:t>
+      </w:r>
+      <w:proofErr w:type="spellStart"/>
       <w:proofErr w:type="gramStart"/>
       <w:r>
         <w:rPr>
-          <w:sz w:val="32"/>
-          <w:szCs w:val="32"/>
-        </w:rPr>
-        <w:t>–  used</w:t>
+          <w:sz w:val="24"/>
+          <w:szCs w:val="24"/>
+        </w:rPr>
+        <w:t>vlan</w:t>
+      </w:r>
+      <w:proofErr w:type="spellEnd"/>
+      <w:r>
+        <w:rPr>
+          <w:sz w:val="24"/>
+          <w:szCs w:val="24"/>
+        </w:rPr>
+        <w:t>)#</w:t>
       </w:r>
       <w:proofErr w:type="gramEnd"/>
       <w:r>
         <w:rPr>
-          <w:sz w:val="32"/>
-          <w:szCs w:val="32"/>
-        </w:rPr>
-        <w:t xml:space="preserve"> to find the duplicate ip address</w:t>
-      </w:r>
-      <w:r>
-        <w:rPr>
-          <w:sz w:val="32"/>
-          <w:szCs w:val="32"/>
-        </w:rPr>
-        <w:br/>
-        <w:t>Proxy ARP –</w:t>
-      </w:r>
-    </w:p>
-    <w:p>
-      <w:pPr>
-        <w:rPr>
-          <w:sz w:val="32"/>
-          <w:szCs w:val="32"/>
-        </w:rPr>
-      </w:pPr>
-    </w:p>
-    <w:p>
-      <w:pPr>
-        <w:rPr>
-          <w:sz w:val="32"/>
-          <w:szCs w:val="32"/>
-        </w:rPr>
-      </w:pPr>
-      <w:r>
-        <w:rPr>
-          <w:sz w:val="32"/>
-          <w:szCs w:val="32"/>
-        </w:rPr>
-        <w:br/>
-      </w:r>
-    </w:p>
-    <w:p>
-      <w:pPr>
-        <w:rPr>
-          <w:sz w:val="32"/>
-          <w:szCs w:val="32"/>
-        </w:rPr>
-      </w:pPr>
-    </w:p>
-    <w:p>
-      <w:pPr>
-        <w:rPr>
-          <w:sz w:val="32"/>
-          <w:szCs w:val="32"/>
-        </w:rPr>
-      </w:pPr>
+          <w:sz w:val="24"/>
+          <w:szCs w:val="24"/>
+        </w:rPr>
+        <w:t>name HR</w:t>
+      </w:r>
+    </w:p>
+    <w:p>
+      <w:pPr>
+        <w:rPr>
+          <w:sz w:val="24"/>
+          <w:szCs w:val="24"/>
+        </w:rPr>
+      </w:pPr>
+      <w:r>
+        <w:rPr>
+          <w:sz w:val="24"/>
+          <w:szCs w:val="24"/>
+        </w:rPr>
+        <w:t>Switch(config-</w:t>
+      </w:r>
+      <w:proofErr w:type="spellStart"/>
+      <w:proofErr w:type="gramStart"/>
+      <w:r>
+        <w:rPr>
+          <w:sz w:val="24"/>
+          <w:szCs w:val="24"/>
+        </w:rPr>
+        <w:t>vlan</w:t>
+      </w:r>
+      <w:proofErr w:type="spellEnd"/>
+      <w:r>
+        <w:rPr>
+          <w:sz w:val="24"/>
+          <w:szCs w:val="24"/>
+        </w:rPr>
+        <w:t>)#</w:t>
+      </w:r>
+      <w:proofErr w:type="gramEnd"/>
+      <w:r>
+        <w:rPr>
+          <w:sz w:val="24"/>
+          <w:szCs w:val="24"/>
+        </w:rPr>
+        <w:t>exit</w:t>
+      </w:r>
+      <w:r>
+        <w:rPr>
+          <w:sz w:val="24"/>
+          <w:szCs w:val="24"/>
+        </w:rPr>
+        <w:br/>
+      </w:r>
+    </w:p>
+    <w:p>
+      <w:pPr>
+        <w:rPr>
+          <w:sz w:val="24"/>
+          <w:szCs w:val="24"/>
+        </w:rPr>
+      </w:pPr>
+      <w:r>
+        <w:rPr>
+          <w:sz w:val="24"/>
+          <w:szCs w:val="24"/>
+        </w:rPr>
+        <w:t>Switch(config)#vlan 20</w:t>
+      </w:r>
+    </w:p>
+    <w:p>
+      <w:pPr>
+        <w:rPr>
+          <w:sz w:val="24"/>
+          <w:szCs w:val="24"/>
+        </w:rPr>
+      </w:pPr>
+      <w:r>
+        <w:rPr>
+          <w:sz w:val="24"/>
+          <w:szCs w:val="24"/>
+        </w:rPr>
+        <w:t>Switch(config-</w:t>
+      </w:r>
+      <w:proofErr w:type="spellStart"/>
+      <w:proofErr w:type="gramStart"/>
+      <w:r>
+        <w:rPr>
+          <w:sz w:val="24"/>
+          <w:szCs w:val="24"/>
+        </w:rPr>
+        <w:t>vlan</w:t>
+      </w:r>
+      <w:proofErr w:type="spellEnd"/>
+      <w:r>
+        <w:rPr>
+          <w:sz w:val="24"/>
+          <w:szCs w:val="24"/>
+        </w:rPr>
+        <w:t>)#</w:t>
+      </w:r>
+      <w:proofErr w:type="gramEnd"/>
+      <w:r>
+        <w:rPr>
+          <w:sz w:val="24"/>
+          <w:szCs w:val="24"/>
+        </w:rPr>
+        <w:t>name SALES</w:t>
+      </w:r>
+    </w:p>
+    <w:p>
+      <w:pPr>
+        <w:rPr>
+          <w:sz w:val="32"/>
+          <w:szCs w:val="32"/>
+        </w:rPr>
+      </w:pPr>
+      <w:r>
+        <w:rPr>
+          <w:sz w:val="24"/>
+          <w:szCs w:val="24"/>
+        </w:rPr>
+        <w:t>Switch(config-</w:t>
+      </w:r>
+      <w:proofErr w:type="spellStart"/>
+      <w:proofErr w:type="gramStart"/>
+      <w:r>
+        <w:rPr>
+          <w:sz w:val="24"/>
+          <w:szCs w:val="24"/>
+        </w:rPr>
+        <w:t>vlan</w:t>
+      </w:r>
+      <w:proofErr w:type="spellEnd"/>
+      <w:r>
+        <w:rPr>
+          <w:sz w:val="24"/>
+          <w:szCs w:val="24"/>
+        </w:rPr>
+        <w:t>)#</w:t>
+      </w:r>
+      <w:proofErr w:type="gramEnd"/>
+      <w:r>
+        <w:rPr>
+          <w:sz w:val="24"/>
+          <w:szCs w:val="24"/>
+        </w:rPr>
+        <w:t>exit</w:t>
+      </w:r>
+      <w:r>
+        <w:rPr>
+          <w:sz w:val="24"/>
+          <w:szCs w:val="24"/>
+        </w:rPr>
+        <w:br/>
+      </w:r>
+      <w:r>
+        <w:rPr>
+          <w:sz w:val="24"/>
+          <w:szCs w:val="24"/>
+        </w:rPr>
+        <w:br/>
+        <w:t>Check:</w:t>
+      </w:r>
+      <w:r>
+        <w:rPr>
+          <w:sz w:val="24"/>
+          <w:szCs w:val="24"/>
+        </w:rPr>
+        <w:br/>
+        <w:t xml:space="preserve">SW# show </w:t>
+      </w:r>
+      <w:proofErr w:type="spellStart"/>
+      <w:r>
+        <w:rPr>
+          <w:sz w:val="24"/>
+          <w:szCs w:val="24"/>
+        </w:rPr>
+        <w:t>vlan</w:t>
+      </w:r>
+      <w:proofErr w:type="spellEnd"/>
+      <w:r>
+        <w:rPr>
+          <w:sz w:val="24"/>
+          <w:szCs w:val="24"/>
+        </w:rPr>
+        <w:t xml:space="preserve"> brief</w:t>
+      </w:r>
+      <w:r>
+        <w:rPr>
+          <w:sz w:val="32"/>
+          <w:szCs w:val="32"/>
+        </w:rPr>
+        <w:br/>
+      </w:r>
+    </w:p>
+    <w:p>
+      <w:pPr>
+        <w:rPr>
+          <w:sz w:val="32"/>
+          <w:szCs w:val="32"/>
+        </w:rPr>
+      </w:pPr>
+      <w:r>
+        <w:rPr>
+          <w:sz w:val="32"/>
+          <w:szCs w:val="32"/>
+        </w:rPr>
+        <w:lastRenderedPageBreak/>
+        <w:t xml:space="preserve">             </w:t>
+      </w:r>
+      <w:r>
+        <w:rPr>
+          <w:sz w:val="32"/>
+          <w:szCs w:val="32"/>
+        </w:rPr>
+        <w:drawing>
+          <wp:inline distT="0" distB="0" distL="0" distR="0" wp14:anchorId="4561715D" wp14:editId="1E76FD33">
+            <wp:extent cx="5192486" cy="3018965"/>
+            <wp:effectExtent l="0" t="0" r="8255" b="0"/>
+            <wp:docPr id="215705496" name="Picture 1"/>
+            <wp:cNvGraphicFramePr>
+              <a:graphicFrameLocks xmlns:a="http://schemas.openxmlformats.org/drawingml/2006/main" noChangeAspect="1"/>
+            </wp:cNvGraphicFramePr>
+            <a:graphic xmlns:a="http://schemas.openxmlformats.org/drawingml/2006/main">
+              <a:graphicData uri="http://schemas.openxmlformats.org/drawingml/2006/picture">
+                <pic:pic xmlns:pic="http://schemas.openxmlformats.org/drawingml/2006/picture">
+                  <pic:nvPicPr>
+                    <pic:cNvPr id="215705496" name=""/>
+                    <pic:cNvPicPr/>
+                  </pic:nvPicPr>
+                  <pic:blipFill>
+                    <a:blip r:embed="rId15"/>
+                    <a:stretch>
+                      <a:fillRect/>
+                    </a:stretch>
+                  </pic:blipFill>
+                  <pic:spPr>
+                    <a:xfrm>
+                      <a:off x="0" y="0"/>
+                      <a:ext cx="5197266" cy="3021744"/>
+                    </a:xfrm>
+                    <a:prstGeom prst="rect">
+                      <a:avLst/>
+                    </a:prstGeom>
+                  </pic:spPr>
+                </pic:pic>
+              </a:graphicData>
+            </a:graphic>
+          </wp:inline>
+        </w:drawing>
+      </w:r>
     </w:p>
     <w:p>
       <w:pPr>
@@ -3921,6 +6442,12 @@
     <w:sectPr>
       <w:pgSz w:w="11910" w:h="16840"/>
       <w:pgMar w:top="640" w:right="600" w:bottom="280" w:left="600" w:header="720" w:footer="720" w:gutter="0"/>
+      <w:pgBorders w:offsetFrom="page">
+        <w:top w:val="single" w:sz="12" w:space="24" w:color="auto"/>
+        <w:left w:val="single" w:sz="12" w:space="24" w:color="auto"/>
+        <w:bottom w:val="single" w:sz="12" w:space="24" w:color="auto"/>
+        <w:right w:val="single" w:sz="12" w:space="24" w:color="auto"/>
+      </w:pgBorders>
       <w:cols w:space="720" w:equalWidth="0">
         <w:col w:w="9360"/>
       </w:cols>
@@ -6248,6 +8775,7 @@
   <w:style w:type="paragraph" w:default="1" w:styleId="Normal">
     <w:name w:val="Normal"/>
     <w:qFormat/>
+    <w:rsid w:val="00FE3FD4"/>
   </w:style>
   <w:style w:type="paragraph" w:styleId="Heading1">
     <w:name w:val="heading 1"/>
@@ -6451,7 +8979,6 @@
   <w:style w:type="character" w:default="1" w:styleId="DefaultParagraphFont">
     <w:name w:val="Default Paragraph Font"/>
     <w:uiPriority w:val="1"/>
-    <w:semiHidden/>
     <w:unhideWhenUsed/>
   </w:style>
   <w:style w:type="table" w:default="1" w:styleId="TableNormal">
